--- a/README.docx
+++ b/README.docx
@@ -1,348 +1,282 @@
 
 <file path=word/document.xml><?xml version="1.0" encoding="utf-8"?>
-<w:document xmlns:mc="http://schemas.openxmlformats.org/markup-compatibility/2006" xmlns:o="urn:schemas-microsoft-com:office:office" xmlns:r="http://schemas.openxmlformats.org/officeDocument/2006/relationships" xmlns:m="http://schemas.openxmlformats.org/officeDocument/2006/math" xmlns:v="urn:schemas-microsoft-com:vml" xmlns:wp="http://schemas.openxmlformats.org/drawingml/2006/wordprocessingDrawing" xmlns:w10="urn:schemas-microsoft-com:office:word" xmlns:w="http://schemas.openxmlformats.org/wordprocessingml/2006/main" xmlns:wne="http://schemas.microsoft.com/office/word/2006/wordml" xmlns:sl="http://schemas.openxmlformats.org/schemaLibrary/2006/main" xmlns:a="http://schemas.openxmlformats.org/drawingml/2006/main" xmlns:pic="http://schemas.openxmlformats.org/drawingml/2006/picture" xmlns:c="http://schemas.openxmlformats.org/drawingml/2006/chart" xmlns:lc="http://schemas.openxmlformats.org/drawingml/2006/lockedCanvas" xmlns:dgm="http://schemas.openxmlformats.org/drawingml/2006/diagram" xmlns:wps="http://schemas.microsoft.com/office/word/2010/wordprocessingShape" xmlns:wpg="http://schemas.microsoft.com/office/word/2010/wordprocessingGroup" xmlns:w14="http://schemas.microsoft.com/office/word/2010/wordml" xmlns:w15="http://schemas.microsoft.com/office/word/2012/wordml" xmlns:w16="http://schemas.microsoft.com/office/word/2018/wordml" xmlns:w16cex="http://schemas.microsoft.com/office/word/2018/wordml/cex" xmlns:w16cid="http://schemas.microsoft.com/office/word/2016/wordml/cid" xmlns="http://schemas.microsoft.com/office/tasks/2019/documenttasks" xmlns:cr="http://schemas.microsoft.com/office/comments/2020/reactions">
+<w:document xmlns:wpc="http://schemas.microsoft.com/office/word/2010/wordprocessingCanvas" xmlns:cx="http://schemas.microsoft.com/office/drawing/2014/chartex" xmlns:cx1="http://schemas.microsoft.com/office/drawing/2015/9/8/chartex" xmlns:cx2="http://schemas.microsoft.com/office/drawing/2015/10/21/chartex" xmlns:cx3="http://schemas.microsoft.com/office/drawing/2016/5/9/chartex" xmlns:cx4="http://schemas.microsoft.com/office/drawing/2016/5/10/chartex" xmlns:cx5="http://schemas.microsoft.com/office/drawing/2016/5/11/chartex" xmlns:cx6="http://schemas.microsoft.com/office/drawing/2016/5/12/chartex" xmlns:cx7="http://schemas.microsoft.com/office/drawing/2016/5/13/chartex" xmlns:cx8="http://schemas.microsoft.com/office/drawing/2016/5/14/chartex" xmlns:mc="http://schemas.openxmlformats.org/markup-compatibility/2006" xmlns:aink="http://schemas.microsoft.com/office/drawing/2016/ink" xmlns:am3d="http://schemas.microsoft.com/office/drawing/2017/model3d" xmlns:o="urn:schemas-microsoft-com:office:office" xmlns:oel="http://schemas.microsoft.com/office/2019/extlst" xmlns:r="http://schemas.openxmlformats.org/officeDocument/2006/relationships" xmlns:m="http://schemas.openxmlformats.org/officeDocument/2006/math" xmlns:v="urn:schemas-microsoft-com:vml" xmlns:wp14="http://schemas.microsoft.com/office/word/2010/wordprocessingDrawing" xmlns:wp="http://schemas.openxmlformats.org/drawingml/2006/wordprocessingDrawing" xmlns:w10="urn:schemas-microsoft-com:office:word" xmlns:w="http://schemas.openxmlformats.org/wordprocessingml/2006/main" xmlns:w14="http://schemas.microsoft.com/office/word/2010/wordml" xmlns:w15="http://schemas.microsoft.com/office/word/2012/wordml" xmlns:w16cex="http://schemas.microsoft.com/office/word/2018/wordml/cex" xmlns:w16cid="http://schemas.microsoft.com/office/word/2016/wordml/cid" xmlns:w16="http://schemas.microsoft.com/office/word/2018/wordml" xmlns:w16sdtdh="http://schemas.microsoft.com/office/word/2020/wordml/sdtdatahash" xmlns:w16se="http://schemas.microsoft.com/office/word/2015/wordml/symex" xmlns:wpg="http://schemas.microsoft.com/office/word/2010/wordprocessingGroup" xmlns:wpi="http://schemas.microsoft.com/office/word/2010/wordprocessingInk" xmlns:wne="http://schemas.microsoft.com/office/word/2006/wordml" xmlns:wps="http://schemas.microsoft.com/office/word/2010/wordprocessingShape" mc:Ignorable="w14 w15 w16se w16cid w16 w16cex w16sdtdh wp14">
   <w:background w:color="FFFFFF"/>
   <w:body>
     <w:p>
-      <w:pPr>
-        <w:rPr/>
-      </w:pPr>
-      <w:r>
-        <w:rPr>
-          <w:rtl w:val="0"/>
-        </w:rPr>
-        <w:t xml:space="preserve">Read me</w:t>
-      </w:r>
-    </w:p>
-    <w:p>
-      <w:pPr>
-        <w:rPr/>
-      </w:pPr>
-      <w:r>
-        <w:rPr>
-          <w:rtl w:val="0"/>
-        </w:rPr>
-      </w:r>
-    </w:p>
-    <w:p>
-      <w:pPr>
-        <w:rPr/>
-      </w:pPr>
-      <w:r>
-        <w:rPr>
-          <w:rtl w:val="0"/>
-        </w:rPr>
+      <w:r>
+        <w:t>Read me</w:t>
+      </w:r>
+    </w:p>
+    <w:p/>
+    <w:p>
+      <w:r>
         <w:t xml:space="preserve">This </w:t>
       </w:r>
-      <w:hyperlink r:id="rId6">
+      <w:hyperlink r:id="rId4">
+        <w:proofErr w:type="spellStart"/>
         <w:r>
           <w:rPr>
-            <w:color w:val="1155cc"/>
+            <w:color w:val="1155CC"/>
             <w:u w:val="single"/>
-            <w:rtl w:val="0"/>
           </w:rPr>
-          <w:t xml:space="preserve">github</w:t>
+          <w:t>github</w:t>
+        </w:r>
+        <w:proofErr w:type="spellEnd"/>
+      </w:hyperlink>
+      <w:r>
+        <w:t xml:space="preserve"> provides a combination of processing for delay-mode data for both CHLA and DOXY in R software. Processing for BGC-Argo variables (oxygen, chlorophyll, </w:t>
+      </w:r>
+      <w:proofErr w:type="spellStart"/>
+      <w:r>
+        <w:t>bbp</w:t>
+      </w:r>
+      <w:proofErr w:type="spellEnd"/>
+      <w:r>
+        <w:t xml:space="preserve">, pH, nitrate) into delayed mode is currently done across three software programs, R, python, and MATLAB. </w:t>
+      </w:r>
+    </w:p>
+    <w:p/>
+    <w:p>
+      <w:r>
+        <w:t xml:space="preserve">The data are read in through the use of an index table. If you would like to update the profiles to your most recent date, the index table needs to be deleted in the corresponding folder. The CHLA </w:t>
+      </w:r>
+      <w:r>
+        <w:t xml:space="preserve">and BBP </w:t>
+      </w:r>
+      <w:r>
+        <w:t xml:space="preserve">code evolved through a collaboration with PMEL and AOML between Marin </w:t>
+      </w:r>
+      <w:proofErr w:type="spellStart"/>
+      <w:r>
+        <w:t>Cornec</w:t>
+      </w:r>
+      <w:proofErr w:type="spellEnd"/>
+      <w:r>
+        <w:t xml:space="preserve"> and Jen McWhorter. </w:t>
+      </w:r>
+    </w:p>
+    <w:p/>
+    <w:p>
+      <w:r>
+        <w:t xml:space="preserve">DOXY in-air corrections were used from the </w:t>
+      </w:r>
+      <w:proofErr w:type="spellStart"/>
+      <w:r>
+        <w:t>Bittig</w:t>
+      </w:r>
+      <w:proofErr w:type="spellEnd"/>
+      <w:r>
+        <w:t xml:space="preserve"> outputs. </w:t>
+      </w:r>
+      <w:proofErr w:type="spellStart"/>
+      <w:r>
+        <w:t>BinFlag</w:t>
+      </w:r>
+      <w:proofErr w:type="spellEnd"/>
+      <w:r>
+        <w:t xml:space="preserve"> 5 applies in situ drift, carry over, and oxygen gain. The outputs and analysis for in-air oxygen corrections for each float can be found </w:t>
+      </w:r>
+      <w:hyperlink r:id="rId5">
+        <w:r>
+          <w:rPr>
+            <w:color w:val="1155CC"/>
+            <w:u w:val="single"/>
+          </w:rPr>
+          <w:t>here</w:t>
         </w:r>
       </w:hyperlink>
       <w:r>
-        <w:rPr>
-          <w:rtl w:val="0"/>
-        </w:rPr>
-        <w:t xml:space="preserve"> provides a combination of processing for delay-mode data for both CHLA and DOXY in R software. Processing for BGC-Argo variables (oxygen, chlorophyll, bbp, pH, nitrate) into delayed mode is currently done across three software programs, R, python, and MATLAB. </w:t>
-      </w:r>
-    </w:p>
-    <w:p>
-      <w:pPr>
-        <w:rPr/>
-      </w:pPr>
-      <w:r>
-        <w:rPr>
-          <w:rtl w:val="0"/>
-        </w:rPr>
-      </w:r>
-    </w:p>
-    <w:p>
-      <w:pPr>
-        <w:rPr/>
-      </w:pPr>
-      <w:r>
-        <w:rPr>
-          <w:rtl w:val="0"/>
-        </w:rPr>
-        <w:t xml:space="preserve">The data are read in through the use of an index table. If you would like to update the profiles to your most recent date, the index table needs to be deleted in the corresponding folder. The CHLA code evolved through a collaboration with PMEL and AOML between Marin Cornec and Jen McWhorter. </w:t>
-      </w:r>
-    </w:p>
-    <w:p>
-      <w:pPr>
-        <w:rPr/>
-      </w:pPr>
-      <w:r>
-        <w:rPr>
-          <w:rtl w:val="0"/>
-        </w:rPr>
-      </w:r>
-    </w:p>
-    <w:p>
-      <w:pPr>
-        <w:rPr/>
-      </w:pPr>
-      <w:r>
-        <w:rPr>
-          <w:rtl w:val="0"/>
-        </w:rPr>
-        <w:t xml:space="preserve">DOXY in-air corrections were used from the Bittig outputs. BinFlag 5 applies in situ drift, carry over, and oxygen gain. The outputs and analysis for in-air oxygen corrections for each float can be found </w:t>
+        <w:t>. An additional hook correction was also created as some floats require this for the deepest measurement.</w:t>
+      </w:r>
+    </w:p>
+    <w:p/>
+    <w:p>
+      <w:r>
+        <w:t xml:space="preserve">Floats without in-air measurements for DOXY corrections can use either </w:t>
+      </w:r>
+      <w:hyperlink r:id="rId6" w:anchor="heading=h.wu8xgbkxp4eh">
+        <w:r>
+          <w:rPr>
+            <w:color w:val="1155CC"/>
+            <w:u w:val="single"/>
+          </w:rPr>
+          <w:t>SageO2</w:t>
+        </w:r>
+      </w:hyperlink>
+      <w:r>
+        <w:t xml:space="preserve"> (MATLAB) or </w:t>
       </w:r>
       <w:hyperlink r:id="rId7">
         <w:r>
           <w:rPr>
-            <w:color w:val="1155cc"/>
+            <w:color w:val="1155CC"/>
             <w:u w:val="single"/>
-            <w:rtl w:val="0"/>
           </w:rPr>
-          <w:t xml:space="preserve">here</w:t>
+          <w:t>Chris Gordon’s script</w:t>
         </w:r>
       </w:hyperlink>
       <w:r>
-        <w:rPr>
-          <w:rtl w:val="0"/>
-        </w:rPr>
-        <w:t xml:space="preserve">. An additional hook correction was also created as some floats require this for the deepest measurement.</w:t>
-      </w:r>
-    </w:p>
-    <w:p>
-      <w:pPr>
-        <w:rPr/>
-      </w:pPr>
-      <w:r>
-        <w:rPr>
-          <w:rtl w:val="0"/>
-        </w:rPr>
-      </w:r>
-    </w:p>
-    <w:p>
-      <w:pPr>
-        <w:rPr/>
-      </w:pPr>
-      <w:r>
-        <w:rPr>
-          <w:rtl w:val="0"/>
-        </w:rPr>
-        <w:t xml:space="preserve">Floats without in-air measurements for DOXY corrections can use either </w:t>
+        <w:t xml:space="preserve"> (python), both produced nearly the same results for </w:t>
       </w:r>
       <w:hyperlink r:id="rId8">
         <w:r>
           <w:rPr>
-            <w:color w:val="1155cc"/>
+            <w:color w:val="1155CC"/>
             <w:u w:val="single"/>
-            <w:rtl w:val="0"/>
           </w:rPr>
-          <w:t xml:space="preserve">SageO2</w:t>
+          <w:t>WMO 7901009</w:t>
         </w:r>
       </w:hyperlink>
       <w:r>
-        <w:rPr>
-          <w:rtl w:val="0"/>
-        </w:rPr>
-        <w:t xml:space="preserve"> (MATLAB) or </w:t>
-      </w:r>
-      <w:hyperlink r:id="rId9">
-        <w:r>
-          <w:rPr>
-            <w:color w:val="1155cc"/>
-            <w:u w:val="single"/>
-            <w:rtl w:val="0"/>
-          </w:rPr>
-          <w:t xml:space="preserve">Chris Gordon’s script</w:t>
-        </w:r>
-      </w:hyperlink>
-      <w:r>
-        <w:rPr>
-          <w:rtl w:val="0"/>
-        </w:rPr>
-        <w:t xml:space="preserve"> (python)</w:t>
-      </w:r>
-      <w:r>
-        <w:rPr>
-          <w:rtl w:val="0"/>
-        </w:rPr>
-        <w:t xml:space="preserve">, both produced nearly the same results for </w:t>
-      </w:r>
-      <w:hyperlink r:id="rId10">
-        <w:r>
-          <w:rPr>
-            <w:color w:val="1155cc"/>
-            <w:u w:val="single"/>
-            <w:rtl w:val="0"/>
-          </w:rPr>
-          <w:t xml:space="preserve">WMO 7901009</w:t>
-        </w:r>
-      </w:hyperlink>
-      <w:r>
-        <w:rPr>
-          <w:rtl w:val="0"/>
-        </w:rPr>
-        <w:t xml:space="preserve">. Chris’s output produced 1.035 and SageO2 produced 1.037 for the gain value with a drift of 0.0011. SageO2 required updating code to work around the MATLAB nc toolbox from UCAR. </w:t>
+        <w:t xml:space="preserve">. Chris’s output produced 1.035 and SageO2 produced 1.037 for the gain value with a drift of 0.0011. SageO2 required updating code to work around the MATLAB </w:t>
+      </w:r>
+      <w:proofErr w:type="spellStart"/>
+      <w:r>
+        <w:t>nc</w:t>
+      </w:r>
+      <w:proofErr w:type="spellEnd"/>
+      <w:r>
+        <w:t xml:space="preserve"> toolbox from UCAR. </w:t>
+      </w:r>
+    </w:p>
+    <w:p/>
+    <w:p>
+      <w:r>
+        <w:t xml:space="preserve">Each float can have certain traits that can cause added layers or code corrections. </w:t>
+      </w:r>
+    </w:p>
+    <w:p/>
+    <w:p>
+      <w:r>
+        <w:t>WMO</w:t>
       </w:r>
     </w:p>
     <w:p>
       <w:pPr>
-        <w:rPr/>
+        <w:spacing w:line="331" w:lineRule="auto"/>
       </w:pPr>
       <w:r>
-        <w:rPr>
-          <w:rtl w:val="0"/>
-        </w:rPr>
+        <w:t>7901009 - no in-air oxygen measurements</w:t>
       </w:r>
     </w:p>
     <w:p>
       <w:pPr>
-        <w:rPr/>
+        <w:spacing w:line="331" w:lineRule="auto"/>
       </w:pPr>
       <w:r>
-        <w:rPr>
-          <w:rtl w:val="0"/>
-        </w:rPr>
-        <w:t xml:space="preserve">Each float can have certain traits that can cause added layers or code corrections. </w:t>
+        <w:t>4903624 - broken bio-optical sensor</w:t>
       </w:r>
     </w:p>
     <w:p>
       <w:pPr>
-        <w:rPr/>
+        <w:spacing w:line="331" w:lineRule="auto"/>
       </w:pPr>
       <w:r>
-        <w:rPr>
-          <w:rtl w:val="0"/>
-        </w:rPr>
+        <w:t xml:space="preserve">1902800 - shallower profiles cycles 1-7 </w:t>
       </w:r>
     </w:p>
     <w:p>
       <w:pPr>
-        <w:rPr/>
+        <w:spacing w:line="331" w:lineRule="auto"/>
       </w:pPr>
       <w:r>
-        <w:rPr>
-          <w:rtl w:val="0"/>
-        </w:rPr>
-        <w:t xml:space="preserve">WMO</w:t>
+        <w:t>4903904 - missing cycle 1</w:t>
       </w:r>
     </w:p>
     <w:p>
       <w:pPr>
-        <w:spacing w:line="331.2" w:lineRule="auto"/>
-        <w:rPr/>
+        <w:spacing w:line="331" w:lineRule="auto"/>
       </w:pPr>
       <w:r>
-        <w:rPr>
-          <w:rtl w:val="0"/>
-        </w:rPr>
-        <w:t xml:space="preserve">7901009 - no in-air oxygen measurements</w:t>
+        <w:t>2904010 - shallower profiles initial cycles, failed bio-optical sensor later on</w:t>
       </w:r>
     </w:p>
     <w:p>
       <w:pPr>
-        <w:spacing w:line="331.2" w:lineRule="auto"/>
-        <w:rPr/>
+        <w:spacing w:line="331" w:lineRule="auto"/>
       </w:pPr>
       <w:r>
-        <w:rPr>
-          <w:rtl w:val="0"/>
-        </w:rPr>
-        <w:t xml:space="preserve">4903624 - broken bio-optical sensor</w:t>
+        <w:t>2904011 - shallower profiles initial cycles, failed bio-optical sensor later on</w:t>
       </w:r>
     </w:p>
     <w:p>
       <w:pPr>
-        <w:spacing w:line="331.2" w:lineRule="auto"/>
-        <w:rPr/>
+        <w:spacing w:line="331" w:lineRule="auto"/>
       </w:pPr>
-      <w:r>
-        <w:rPr>
-          <w:rtl w:val="0"/>
-        </w:rPr>
-        <w:t xml:space="preserve">1902800 - shallower profiles cycles 1-7 </w:t>
-      </w:r>
     </w:p>
     <w:p>
       <w:pPr>
-        <w:spacing w:line="331.2" w:lineRule="auto"/>
-        <w:rPr/>
+        <w:spacing w:line="331" w:lineRule="auto"/>
       </w:pPr>
       <w:r>
-        <w:rPr>
-          <w:rtl w:val="0"/>
-        </w:rPr>
-        <w:t xml:space="preserve">4903904 - missing cycle 1</w:t>
+        <w:t xml:space="preserve">Don’t use these floats for processing yet, </w:t>
       </w:r>
     </w:p>
     <w:p>
       <w:pPr>
-        <w:spacing w:line="331.2" w:lineRule="auto"/>
-        <w:rPr/>
+        <w:spacing w:line="331" w:lineRule="auto"/>
       </w:pPr>
       <w:r>
-        <w:rPr>
-          <w:rtl w:val="0"/>
-        </w:rPr>
-        <w:t xml:space="preserve">2904010 - shallower profiles initial cycles, failed bio-optical sensor later on</w:t>
+        <w:t>WMO 5907206 (stuck offshore PR), 4903911 (active - SBE ballast issue), 4903910 (in-active - SBE ballast issue), problem floats, missing some required files for processing</w:t>
       </w:r>
     </w:p>
     <w:p>
       <w:pPr>
-        <w:spacing w:line="331.2" w:lineRule="auto"/>
-        <w:rPr/>
+        <w:spacing w:line="331" w:lineRule="auto"/>
       </w:pPr>
-      <w:r>
-        <w:rPr>
-          <w:rtl w:val="0"/>
-        </w:rPr>
-        <w:t xml:space="preserve">2904011 - shallower profiles initial cycles, failed bio-optical sensor later on </w:t>
-      </w:r>
     </w:p>
     <w:p>
       <w:pPr>
-        <w:spacing w:line="331.2" w:lineRule="auto"/>
-        <w:rPr/>
+        <w:spacing w:line="331" w:lineRule="auto"/>
       </w:pPr>
       <w:r>
-        <w:rPr>
-          <w:rtl w:val="0"/>
-        </w:rPr>
-      </w:r>
-    </w:p>
-    <w:p>
-      <w:pPr>
-        <w:spacing w:line="331.2" w:lineRule="auto"/>
-        <w:rPr/>
-      </w:pPr>
-      <w:r>
-        <w:rPr>
-          <w:rtl w:val="0"/>
-        </w:rPr>
-        <w:t xml:space="preserve">BD filler scripts were originally created by Hartmut Frenzel, changes were made by Madi Soden, and now updates have been made by Brandon Navarro, Jodi Brewster, and Jen McWhorter. BD filler script for CHLA works well. BD filler script for DOXY is having some issues. Conceptually we would like to submit CHLA and DOXY together (in BD files) to the GDAC to obtain an sProf that can be used in Sage (MATLAB software) to perform nitrate and pH DMQC. </w:t>
+        <w:t xml:space="preserve">BD filler scripts were originally created by Hartmut </w:t>
+      </w:r>
+      <w:proofErr w:type="spellStart"/>
+      <w:r>
+        <w:t>Frenzel</w:t>
+      </w:r>
+      <w:proofErr w:type="spellEnd"/>
+      <w:r>
+        <w:t xml:space="preserve">, changes were made by Madi </w:t>
+      </w:r>
+      <w:proofErr w:type="spellStart"/>
+      <w:r>
+        <w:t>Soden</w:t>
+      </w:r>
+      <w:proofErr w:type="spellEnd"/>
+      <w:r>
+        <w:t xml:space="preserve">, and now updates have been made by Brandon Navarro, Jodi Brewster, and Jen McWhorter. BD filler script for CHLA works well. BD filler script for DOXY is having some issues. Conceptually we would like to submit CHLA and DOXY together (in BD files) to the GDAC to obtain an </w:t>
+      </w:r>
+      <w:proofErr w:type="spellStart"/>
+      <w:r>
+        <w:t>sProf</w:t>
+      </w:r>
+      <w:proofErr w:type="spellEnd"/>
+      <w:r>
+        <w:t xml:space="preserve"> that can be used in Sage (MATLAB software) to perform nitrate and pH DMQC. </w:t>
       </w:r>
     </w:p>
     <w:sectPr>
-      <w:pgSz w:h="15840" w:w="12240" w:orient="portrait"/>
-      <w:pgMar w:bottom="576" w:top="576" w:left="576" w:right="576" w:header="720" w:footer="720"/>
+      <w:pgSz w:w="12240" w:h="15840"/>
+      <w:pgMar w:top="576" w:right="576" w:bottom="576" w:left="576" w:header="720" w:footer="720" w:gutter="0"/>
       <w:pgNumType w:start="1"/>
+      <w:cols w:space="720"/>
     </w:sectPr>
   </w:body>
 </w:document>
 </file>
 
-<file path=word/numbering.xml><?xml version="1.0" encoding="utf-8"?>
-<w:numbering xmlns:mc="http://schemas.openxmlformats.org/markup-compatibility/2006" xmlns:o="urn:schemas-microsoft-com:office:office" xmlns:r="http://schemas.openxmlformats.org/officeDocument/2006/relationships" xmlns:m="http://schemas.openxmlformats.org/officeDocument/2006/math" xmlns:v="urn:schemas-microsoft-com:vml" xmlns:wp="http://schemas.openxmlformats.org/drawingml/2006/wordprocessingDrawing" xmlns:w10="urn:schemas-microsoft-com:office:word" xmlns:w="http://schemas.openxmlformats.org/wordprocessingml/2006/main" xmlns:wne="http://schemas.microsoft.com/office/word/2006/wordml" xmlns:sl="http://schemas.openxmlformats.org/schemaLibrary/2006/main" xmlns:a="http://schemas.openxmlformats.org/drawingml/2006/main" xmlns:pic="http://schemas.openxmlformats.org/drawingml/2006/picture" xmlns:c="http://schemas.openxmlformats.org/drawingml/2006/chart" xmlns:lc="http://schemas.openxmlformats.org/drawingml/2006/lockedCanvas" xmlns:dgm="http://schemas.openxmlformats.org/drawingml/2006/diagram" xmlns:wps="http://schemas.microsoft.com/office/word/2010/wordprocessingShape" xmlns:wpg="http://schemas.microsoft.com/office/word/2010/wordprocessingGroup" xmlns:w14="http://schemas.microsoft.com/office/word/2010/wordml" xmlns:w15="http://schemas.microsoft.com/office/word/2012/wordml" xmlns:w16="http://schemas.microsoft.com/office/word/2018/wordml" xmlns:w16cex="http://schemas.microsoft.com/office/word/2018/wordml/cex" xmlns:w16cid="http://schemas.microsoft.com/office/word/2016/wordml/cid" xmlns="http://schemas.microsoft.com/office/tasks/2019/documenttasks" xmlns:cr="http://schemas.microsoft.com/office/comments/2020/reactions"/>
-</file>
-
 <file path=word/styles.xml><?xml version="1.0" encoding="utf-8"?>
-<w:styles xmlns:mc="http://schemas.openxmlformats.org/markup-compatibility/2006" xmlns:o="urn:schemas-microsoft-com:office:office" xmlns:r="http://schemas.openxmlformats.org/officeDocument/2006/relationships" xmlns:m="http://schemas.openxmlformats.org/officeDocument/2006/math" xmlns:v="urn:schemas-microsoft-com:vml" xmlns:wp="http://schemas.openxmlformats.org/drawingml/2006/wordprocessingDrawing" xmlns:w10="urn:schemas-microsoft-com:office:word" xmlns:w="http://schemas.openxmlformats.org/wordprocessingml/2006/main" xmlns:wne="http://schemas.microsoft.com/office/word/2006/wordml" xmlns:sl="http://schemas.openxmlformats.org/schemaLibrary/2006/main" xmlns:a="http://schemas.openxmlformats.org/drawingml/2006/main" xmlns:pic="http://schemas.openxmlformats.org/drawingml/2006/picture" xmlns:c="http://schemas.openxmlformats.org/drawingml/2006/chart" xmlns:lc="http://schemas.openxmlformats.org/drawingml/2006/lockedCanvas" xmlns:dgm="http://schemas.openxmlformats.org/drawingml/2006/diagram" xmlns:wps="http://schemas.microsoft.com/office/word/2010/wordprocessingShape" xmlns:wpg="http://schemas.microsoft.com/office/word/2010/wordprocessingGroup" xmlns:w14="http://schemas.microsoft.com/office/word/2010/wordml" xmlns:w15="http://schemas.microsoft.com/office/word/2012/wordml" xmlns:w16="http://schemas.microsoft.com/office/word/2018/wordml" xmlns:w16cex="http://schemas.microsoft.com/office/word/2018/wordml/cex" xmlns:w16cid="http://schemas.microsoft.com/office/word/2016/wordml/cid" xmlns="http://schemas.microsoft.com/office/tasks/2019/documenttasks" xmlns:cr="http://schemas.microsoft.com/office/comments/2020/reactions">
+<w:styles xmlns:mc="http://schemas.openxmlformats.org/markup-compatibility/2006" xmlns:r="http://schemas.openxmlformats.org/officeDocument/2006/relationships" xmlns:w="http://schemas.openxmlformats.org/wordprocessingml/2006/main" xmlns:w14="http://schemas.microsoft.com/office/word/2010/wordml" xmlns:w15="http://schemas.microsoft.com/office/word/2012/wordml" xmlns:w16cex="http://schemas.microsoft.com/office/word/2018/wordml/cex" xmlns:w16cid="http://schemas.microsoft.com/office/word/2016/wordml/cid" xmlns:w16="http://schemas.microsoft.com/office/word/2018/wordml" xmlns:w16sdtdh="http://schemas.microsoft.com/office/word/2020/wordml/sdtdatahash" xmlns:w16se="http://schemas.microsoft.com/office/word/2015/wordml/symex" mc:Ignorable="w14 w15 w16se w16cid w16 w16cex w16sdtdh">
   <w:docDefaults>
     <w:rPrDefault>
       <w:rPr>
-        <w:rFonts w:ascii="Arial" w:cs="Arial" w:eastAsia="Arial" w:hAnsi="Arial"/>
+        <w:rFonts w:ascii="Arial" w:eastAsia="Arial" w:hAnsi="Arial" w:cs="Arial"/>
         <w:sz w:val="22"/>
         <w:szCs w:val="22"/>
-        <w:lang w:val="en"/>
+        <w:lang w:val="en" w:eastAsia="en-US" w:bidi="ar-SA"/>
       </w:rPr>
     </w:rPrDefault>
     <w:pPrDefault>
@@ -351,29 +285,399 @@
       </w:pPr>
     </w:pPrDefault>
   </w:docDefaults>
-  <w:style w:type="table" w:styleId="TableNormal" w:default="1">
-    <w:name w:val="TableNormal"/>
-    <w:tblPr>
-      <w:tblCellMar>
-        <w:top w:w="100.0" w:type="dxa"/>
-        <w:left w:w="100.0" w:type="dxa"/>
-        <w:bottom w:w="100.0" w:type="dxa"/>
-        <w:right w:w="100.0" w:type="dxa"/>
-      </w:tblCellMar>
-    </w:tblPr>
-  </w:style>
-  <w:style w:type="paragraph" w:styleId="Normal" w:default="1">
-    <w:name w:val="normal"/>
+  <w:latentStyles w:defLockedState="0" w:defUIPriority="99" w:defSemiHidden="0" w:defUnhideWhenUsed="0" w:defQFormat="0" w:count="376">
+    <w:lsdException w:name="Normal" w:uiPriority="0" w:qFormat="1"/>
+    <w:lsdException w:name="heading 1" w:uiPriority="9" w:qFormat="1"/>
+    <w:lsdException w:name="heading 2" w:semiHidden="1" w:uiPriority="9" w:unhideWhenUsed="1" w:qFormat="1"/>
+    <w:lsdException w:name="heading 3" w:semiHidden="1" w:uiPriority="9" w:unhideWhenUsed="1" w:qFormat="1"/>
+    <w:lsdException w:name="heading 4" w:semiHidden="1" w:uiPriority="9" w:unhideWhenUsed="1" w:qFormat="1"/>
+    <w:lsdException w:name="heading 5" w:semiHidden="1" w:uiPriority="9" w:unhideWhenUsed="1" w:qFormat="1"/>
+    <w:lsdException w:name="heading 6" w:semiHidden="1" w:uiPriority="9" w:unhideWhenUsed="1" w:qFormat="1"/>
+    <w:lsdException w:name="heading 7" w:semiHidden="1" w:uiPriority="9" w:unhideWhenUsed="1" w:qFormat="1"/>
+    <w:lsdException w:name="heading 8" w:semiHidden="1" w:uiPriority="9" w:unhideWhenUsed="1" w:qFormat="1"/>
+    <w:lsdException w:name="heading 9" w:semiHidden="1" w:uiPriority="9" w:unhideWhenUsed="1" w:qFormat="1"/>
+    <w:lsdException w:name="index 1" w:semiHidden="1" w:unhideWhenUsed="1"/>
+    <w:lsdException w:name="index 2" w:semiHidden="1" w:unhideWhenUsed="1"/>
+    <w:lsdException w:name="index 3" w:semiHidden="1" w:unhideWhenUsed="1"/>
+    <w:lsdException w:name="index 4" w:semiHidden="1" w:unhideWhenUsed="1"/>
+    <w:lsdException w:name="index 5" w:semiHidden="1" w:unhideWhenUsed="1"/>
+    <w:lsdException w:name="index 6" w:semiHidden="1" w:unhideWhenUsed="1"/>
+    <w:lsdException w:name="index 7" w:semiHidden="1" w:unhideWhenUsed="1"/>
+    <w:lsdException w:name="index 8" w:semiHidden="1" w:unhideWhenUsed="1"/>
+    <w:lsdException w:name="index 9" w:semiHidden="1" w:unhideWhenUsed="1"/>
+    <w:lsdException w:name="toc 1" w:semiHidden="1" w:uiPriority="39" w:unhideWhenUsed="1"/>
+    <w:lsdException w:name="toc 2" w:semiHidden="1" w:uiPriority="39" w:unhideWhenUsed="1"/>
+    <w:lsdException w:name="toc 3" w:semiHidden="1" w:uiPriority="39" w:unhideWhenUsed="1"/>
+    <w:lsdException w:name="toc 4" w:semiHidden="1" w:uiPriority="39" w:unhideWhenUsed="1"/>
+    <w:lsdException w:name="toc 5" w:semiHidden="1" w:uiPriority="39" w:unhideWhenUsed="1"/>
+    <w:lsdException w:name="toc 6" w:semiHidden="1" w:uiPriority="39" w:unhideWhenUsed="1"/>
+    <w:lsdException w:name="toc 7" w:semiHidden="1" w:uiPriority="39" w:unhideWhenUsed="1"/>
+    <w:lsdException w:name="toc 8" w:semiHidden="1" w:uiPriority="39" w:unhideWhenUsed="1"/>
+    <w:lsdException w:name="toc 9" w:semiHidden="1" w:uiPriority="39" w:unhideWhenUsed="1"/>
+    <w:lsdException w:name="Normal Indent" w:semiHidden="1" w:unhideWhenUsed="1"/>
+    <w:lsdException w:name="footnote text" w:semiHidden="1" w:unhideWhenUsed="1"/>
+    <w:lsdException w:name="annotation text" w:semiHidden="1" w:unhideWhenUsed="1"/>
+    <w:lsdException w:name="header" w:semiHidden="1" w:unhideWhenUsed="1"/>
+    <w:lsdException w:name="footer" w:semiHidden="1" w:unhideWhenUsed="1"/>
+    <w:lsdException w:name="index heading" w:semiHidden="1" w:unhideWhenUsed="1"/>
+    <w:lsdException w:name="caption" w:semiHidden="1" w:uiPriority="35" w:unhideWhenUsed="1" w:qFormat="1"/>
+    <w:lsdException w:name="table of figures" w:semiHidden="1" w:unhideWhenUsed="1"/>
+    <w:lsdException w:name="envelope address" w:semiHidden="1" w:unhideWhenUsed="1"/>
+    <w:lsdException w:name="envelope return" w:semiHidden="1" w:unhideWhenUsed="1"/>
+    <w:lsdException w:name="footnote reference" w:semiHidden="1" w:unhideWhenUsed="1"/>
+    <w:lsdException w:name="annotation reference" w:semiHidden="1" w:unhideWhenUsed="1"/>
+    <w:lsdException w:name="line number" w:semiHidden="1" w:unhideWhenUsed="1"/>
+    <w:lsdException w:name="page number" w:semiHidden="1" w:unhideWhenUsed="1"/>
+    <w:lsdException w:name="endnote reference" w:semiHidden="1" w:unhideWhenUsed="1"/>
+    <w:lsdException w:name="endnote text" w:semiHidden="1" w:unhideWhenUsed="1"/>
+    <w:lsdException w:name="table of authorities" w:semiHidden="1" w:unhideWhenUsed="1"/>
+    <w:lsdException w:name="macro" w:semiHidden="1" w:unhideWhenUsed="1"/>
+    <w:lsdException w:name="toa heading" w:semiHidden="1" w:unhideWhenUsed="1"/>
+    <w:lsdException w:name="List" w:semiHidden="1" w:unhideWhenUsed="1"/>
+    <w:lsdException w:name="List Bullet" w:semiHidden="1" w:unhideWhenUsed="1"/>
+    <w:lsdException w:name="List Number" w:semiHidden="1" w:unhideWhenUsed="1"/>
+    <w:lsdException w:name="List 2" w:semiHidden="1" w:unhideWhenUsed="1"/>
+    <w:lsdException w:name="List 3" w:semiHidden="1" w:unhideWhenUsed="1"/>
+    <w:lsdException w:name="List 4" w:semiHidden="1" w:unhideWhenUsed="1"/>
+    <w:lsdException w:name="List 5" w:semiHidden="1" w:unhideWhenUsed="1"/>
+    <w:lsdException w:name="List Bullet 2" w:semiHidden="1" w:unhideWhenUsed="1"/>
+    <w:lsdException w:name="List Bullet 3" w:semiHidden="1" w:unhideWhenUsed="1"/>
+    <w:lsdException w:name="List Bullet 4" w:semiHidden="1" w:unhideWhenUsed="1"/>
+    <w:lsdException w:name="List Bullet 5" w:semiHidden="1" w:unhideWhenUsed="1"/>
+    <w:lsdException w:name="List Number 2" w:semiHidden="1" w:unhideWhenUsed="1"/>
+    <w:lsdException w:name="List Number 3" w:semiHidden="1" w:unhideWhenUsed="1"/>
+    <w:lsdException w:name="List Number 4" w:semiHidden="1" w:unhideWhenUsed="1"/>
+    <w:lsdException w:name="List Number 5" w:semiHidden="1" w:unhideWhenUsed="1"/>
+    <w:lsdException w:name="Title" w:uiPriority="10" w:qFormat="1"/>
+    <w:lsdException w:name="Closing" w:semiHidden="1" w:unhideWhenUsed="1"/>
+    <w:lsdException w:name="Signature" w:semiHidden="1" w:unhideWhenUsed="1"/>
+    <w:lsdException w:name="Default Paragraph Font" w:semiHidden="1" w:uiPriority="1" w:unhideWhenUsed="1"/>
+    <w:lsdException w:name="Body Text" w:semiHidden="1" w:unhideWhenUsed="1"/>
+    <w:lsdException w:name="Body Text Indent" w:semiHidden="1" w:unhideWhenUsed="1"/>
+    <w:lsdException w:name="List Continue" w:semiHidden="1" w:unhideWhenUsed="1"/>
+    <w:lsdException w:name="List Continue 2" w:semiHidden="1" w:unhideWhenUsed="1"/>
+    <w:lsdException w:name="List Continue 3" w:semiHidden="1" w:unhideWhenUsed="1"/>
+    <w:lsdException w:name="List Continue 4" w:semiHidden="1" w:unhideWhenUsed="1"/>
+    <w:lsdException w:name="List Continue 5" w:semiHidden="1" w:unhideWhenUsed="1"/>
+    <w:lsdException w:name="Message Header" w:semiHidden="1" w:unhideWhenUsed="1"/>
+    <w:lsdException w:name="Subtitle" w:uiPriority="11" w:qFormat="1"/>
+    <w:lsdException w:name="Salutation" w:semiHidden="1" w:unhideWhenUsed="1"/>
+    <w:lsdException w:name="Date" w:semiHidden="1" w:unhideWhenUsed="1"/>
+    <w:lsdException w:name="Body Text First Indent" w:semiHidden="1" w:unhideWhenUsed="1"/>
+    <w:lsdException w:name="Body Text First Indent 2" w:semiHidden="1" w:unhideWhenUsed="1"/>
+    <w:lsdException w:name="Note Heading" w:semiHidden="1" w:unhideWhenUsed="1"/>
+    <w:lsdException w:name="Body Text 2" w:semiHidden="1" w:unhideWhenUsed="1"/>
+    <w:lsdException w:name="Body Text 3" w:semiHidden="1" w:unhideWhenUsed="1"/>
+    <w:lsdException w:name="Body Text Indent 2" w:semiHidden="1" w:unhideWhenUsed="1"/>
+    <w:lsdException w:name="Body Text Indent 3" w:semiHidden="1" w:unhideWhenUsed="1"/>
+    <w:lsdException w:name="Block Text" w:semiHidden="1" w:unhideWhenUsed="1"/>
+    <w:lsdException w:name="Hyperlink" w:semiHidden="1" w:unhideWhenUsed="1"/>
+    <w:lsdException w:name="FollowedHyperlink" w:semiHidden="1" w:unhideWhenUsed="1"/>
+    <w:lsdException w:name="Strong" w:uiPriority="22" w:qFormat="1"/>
+    <w:lsdException w:name="Emphasis" w:uiPriority="20" w:qFormat="1"/>
+    <w:lsdException w:name="Document Map" w:semiHidden="1" w:unhideWhenUsed="1"/>
+    <w:lsdException w:name="Plain Text" w:semiHidden="1" w:unhideWhenUsed="1"/>
+    <w:lsdException w:name="E-mail Signature" w:semiHidden="1" w:unhideWhenUsed="1"/>
+    <w:lsdException w:name="HTML Top of Form" w:semiHidden="1" w:unhideWhenUsed="1"/>
+    <w:lsdException w:name="HTML Bottom of Form" w:semiHidden="1" w:unhideWhenUsed="1"/>
+    <w:lsdException w:name="Normal (Web)" w:semiHidden="1" w:unhideWhenUsed="1"/>
+    <w:lsdException w:name="HTML Acronym" w:semiHidden="1" w:unhideWhenUsed="1"/>
+    <w:lsdException w:name="HTML Address" w:semiHidden="1" w:unhideWhenUsed="1"/>
+    <w:lsdException w:name="HTML Cite" w:semiHidden="1" w:unhideWhenUsed="1"/>
+    <w:lsdException w:name="HTML Code" w:semiHidden="1" w:unhideWhenUsed="1"/>
+    <w:lsdException w:name="HTML Definition" w:semiHidden="1" w:unhideWhenUsed="1"/>
+    <w:lsdException w:name="HTML Keyboard" w:semiHidden="1" w:unhideWhenUsed="1"/>
+    <w:lsdException w:name="HTML Preformatted" w:semiHidden="1" w:unhideWhenUsed="1"/>
+    <w:lsdException w:name="HTML Sample" w:semiHidden="1" w:unhideWhenUsed="1"/>
+    <w:lsdException w:name="HTML Typewriter" w:semiHidden="1" w:unhideWhenUsed="1"/>
+    <w:lsdException w:name="HTML Variable" w:semiHidden="1" w:unhideWhenUsed="1"/>
+    <w:lsdException w:name="Normal Table" w:semiHidden="1" w:unhideWhenUsed="1"/>
+    <w:lsdException w:name="annotation subject" w:semiHidden="1" w:unhideWhenUsed="1"/>
+    <w:lsdException w:name="No List" w:semiHidden="1" w:unhideWhenUsed="1"/>
+    <w:lsdException w:name="Outline List 1" w:semiHidden="1" w:unhideWhenUsed="1"/>
+    <w:lsdException w:name="Outline List 2" w:semiHidden="1" w:unhideWhenUsed="1"/>
+    <w:lsdException w:name="Outline List 3" w:semiHidden="1" w:unhideWhenUsed="1"/>
+    <w:lsdException w:name="Table Simple 1" w:semiHidden="1" w:unhideWhenUsed="1"/>
+    <w:lsdException w:name="Table Simple 2" w:semiHidden="1" w:unhideWhenUsed="1"/>
+    <w:lsdException w:name="Table Simple 3" w:semiHidden="1" w:unhideWhenUsed="1"/>
+    <w:lsdException w:name="Table Classic 1" w:semiHidden="1" w:unhideWhenUsed="1"/>
+    <w:lsdException w:name="Table Classic 2" w:semiHidden="1" w:unhideWhenUsed="1"/>
+    <w:lsdException w:name="Table Classic 3" w:semiHidden="1" w:unhideWhenUsed="1"/>
+    <w:lsdException w:name="Table Classic 4" w:semiHidden="1" w:unhideWhenUsed="1"/>
+    <w:lsdException w:name="Table Colorful 1" w:semiHidden="1" w:unhideWhenUsed="1"/>
+    <w:lsdException w:name="Table Colorful 2" w:semiHidden="1" w:unhideWhenUsed="1"/>
+    <w:lsdException w:name="Table Colorful 3" w:semiHidden="1" w:unhideWhenUsed="1"/>
+    <w:lsdException w:name="Table Columns 1" w:semiHidden="1" w:unhideWhenUsed="1"/>
+    <w:lsdException w:name="Table Columns 2" w:semiHidden="1" w:unhideWhenUsed="1"/>
+    <w:lsdException w:name="Table Columns 3" w:semiHidden="1" w:unhideWhenUsed="1"/>
+    <w:lsdException w:name="Table Columns 4" w:semiHidden="1" w:unhideWhenUsed="1"/>
+    <w:lsdException w:name="Table Columns 5" w:semiHidden="1" w:unhideWhenUsed="1"/>
+    <w:lsdException w:name="Table Grid 1" w:semiHidden="1" w:unhideWhenUsed="1"/>
+    <w:lsdException w:name="Table Grid 2" w:semiHidden="1" w:unhideWhenUsed="1"/>
+    <w:lsdException w:name="Table Grid 3" w:semiHidden="1" w:unhideWhenUsed="1"/>
+    <w:lsdException w:name="Table Grid 4" w:semiHidden="1" w:unhideWhenUsed="1"/>
+    <w:lsdException w:name="Table Grid 5" w:semiHidden="1" w:unhideWhenUsed="1"/>
+    <w:lsdException w:name="Table Grid 6" w:semiHidden="1" w:unhideWhenUsed="1"/>
+    <w:lsdException w:name="Table Grid 7" w:semiHidden="1" w:unhideWhenUsed="1"/>
+    <w:lsdException w:name="Table Grid 8" w:semiHidden="1" w:unhideWhenUsed="1"/>
+    <w:lsdException w:name="Table List 1" w:semiHidden="1" w:unhideWhenUsed="1"/>
+    <w:lsdException w:name="Table List 2" w:semiHidden="1" w:unhideWhenUsed="1"/>
+    <w:lsdException w:name="Table List 3" w:semiHidden="1" w:unhideWhenUsed="1"/>
+    <w:lsdException w:name="Table List 4" w:semiHidden="1" w:unhideWhenUsed="1"/>
+    <w:lsdException w:name="Table List 5" w:semiHidden="1" w:unhideWhenUsed="1"/>
+    <w:lsdException w:name="Table List 6" w:semiHidden="1" w:unhideWhenUsed="1"/>
+    <w:lsdException w:name="Table List 7" w:semiHidden="1" w:unhideWhenUsed="1"/>
+    <w:lsdException w:name="Table List 8" w:semiHidden="1" w:unhideWhenUsed="1"/>
+    <w:lsdException w:name="Table 3D effects 1" w:semiHidden="1" w:unhideWhenUsed="1"/>
+    <w:lsdException w:name="Table 3D effects 2" w:semiHidden="1" w:unhideWhenUsed="1"/>
+    <w:lsdException w:name="Table 3D effects 3" w:semiHidden="1" w:unhideWhenUsed="1"/>
+    <w:lsdException w:name="Table Contemporary" w:semiHidden="1" w:unhideWhenUsed="1"/>
+    <w:lsdException w:name="Table Elegant" w:semiHidden="1" w:unhideWhenUsed="1"/>
+    <w:lsdException w:name="Table Professional" w:semiHidden="1" w:unhideWhenUsed="1"/>
+    <w:lsdException w:name="Table Subtle 1" w:semiHidden="1" w:unhideWhenUsed="1"/>
+    <w:lsdException w:name="Table Subtle 2" w:semiHidden="1" w:unhideWhenUsed="1"/>
+    <w:lsdException w:name="Table Web 1" w:semiHidden="1" w:unhideWhenUsed="1"/>
+    <w:lsdException w:name="Table Web 2" w:semiHidden="1" w:unhideWhenUsed="1"/>
+    <w:lsdException w:name="Table Web 3" w:semiHidden="1" w:unhideWhenUsed="1"/>
+    <w:lsdException w:name="Balloon Text" w:semiHidden="1" w:unhideWhenUsed="1"/>
+    <w:lsdException w:name="Table Grid" w:uiPriority="39"/>
+    <w:lsdException w:name="Table Theme" w:semiHidden="1" w:unhideWhenUsed="1"/>
+    <w:lsdException w:name="Placeholder Text" w:semiHidden="1"/>
+    <w:lsdException w:name="No Spacing" w:uiPriority="1" w:qFormat="1"/>
+    <w:lsdException w:name="Light Shading" w:uiPriority="60"/>
+    <w:lsdException w:name="Light List" w:uiPriority="61"/>
+    <w:lsdException w:name="Light Grid" w:uiPriority="62"/>
+    <w:lsdException w:name="Medium Shading 1" w:uiPriority="63"/>
+    <w:lsdException w:name="Medium Shading 2" w:uiPriority="64"/>
+    <w:lsdException w:name="Medium List 1" w:uiPriority="65"/>
+    <w:lsdException w:name="Medium List 2" w:uiPriority="66"/>
+    <w:lsdException w:name="Medium Grid 1" w:uiPriority="67"/>
+    <w:lsdException w:name="Medium Grid 2" w:uiPriority="68"/>
+    <w:lsdException w:name="Medium Grid 3" w:uiPriority="69"/>
+    <w:lsdException w:name="Dark List" w:uiPriority="70"/>
+    <w:lsdException w:name="Colorful Shading" w:uiPriority="71"/>
+    <w:lsdException w:name="Colorful List" w:uiPriority="72"/>
+    <w:lsdException w:name="Colorful Grid" w:uiPriority="73"/>
+    <w:lsdException w:name="Light Shading Accent 1" w:uiPriority="60"/>
+    <w:lsdException w:name="Light List Accent 1" w:uiPriority="61"/>
+    <w:lsdException w:name="Light Grid Accent 1" w:uiPriority="62"/>
+    <w:lsdException w:name="Medium Shading 1 Accent 1" w:uiPriority="63"/>
+    <w:lsdException w:name="Medium Shading 2 Accent 1" w:uiPriority="64"/>
+    <w:lsdException w:name="Medium List 1 Accent 1" w:uiPriority="65"/>
+    <w:lsdException w:name="Revision" w:semiHidden="1"/>
+    <w:lsdException w:name="List Paragraph" w:uiPriority="34" w:qFormat="1"/>
+    <w:lsdException w:name="Quote" w:uiPriority="29" w:qFormat="1"/>
+    <w:lsdException w:name="Intense Quote" w:uiPriority="30" w:qFormat="1"/>
+    <w:lsdException w:name="Medium List 2 Accent 1" w:uiPriority="66"/>
+    <w:lsdException w:name="Medium Grid 1 Accent 1" w:uiPriority="67"/>
+    <w:lsdException w:name="Medium Grid 2 Accent 1" w:uiPriority="68"/>
+    <w:lsdException w:name="Medium Grid 3 Accent 1" w:uiPriority="69"/>
+    <w:lsdException w:name="Dark List Accent 1" w:uiPriority="70"/>
+    <w:lsdException w:name="Colorful Shading Accent 1" w:uiPriority="71"/>
+    <w:lsdException w:name="Colorful List Accent 1" w:uiPriority="72"/>
+    <w:lsdException w:name="Colorful Grid Accent 1" w:uiPriority="73"/>
+    <w:lsdException w:name="Light Shading Accent 2" w:uiPriority="60"/>
+    <w:lsdException w:name="Light List Accent 2" w:uiPriority="61"/>
+    <w:lsdException w:name="Light Grid Accent 2" w:uiPriority="62"/>
+    <w:lsdException w:name="Medium Shading 1 Accent 2" w:uiPriority="63"/>
+    <w:lsdException w:name="Medium Shading 2 Accent 2" w:uiPriority="64"/>
+    <w:lsdException w:name="Medium List 1 Accent 2" w:uiPriority="65"/>
+    <w:lsdException w:name="Medium List 2 Accent 2" w:uiPriority="66"/>
+    <w:lsdException w:name="Medium Grid 1 Accent 2" w:uiPriority="67"/>
+    <w:lsdException w:name="Medium Grid 2 Accent 2" w:uiPriority="68"/>
+    <w:lsdException w:name="Medium Grid 3 Accent 2" w:uiPriority="69"/>
+    <w:lsdException w:name="Dark List Accent 2" w:uiPriority="70"/>
+    <w:lsdException w:name="Colorful Shading Accent 2" w:uiPriority="71"/>
+    <w:lsdException w:name="Colorful List Accent 2" w:uiPriority="72"/>
+    <w:lsdException w:name="Colorful Grid Accent 2" w:uiPriority="73"/>
+    <w:lsdException w:name="Light Shading Accent 3" w:uiPriority="60"/>
+    <w:lsdException w:name="Light List Accent 3" w:uiPriority="61"/>
+    <w:lsdException w:name="Light Grid Accent 3" w:uiPriority="62"/>
+    <w:lsdException w:name="Medium Shading 1 Accent 3" w:uiPriority="63"/>
+    <w:lsdException w:name="Medium Shading 2 Accent 3" w:uiPriority="64"/>
+    <w:lsdException w:name="Medium List 1 Accent 3" w:uiPriority="65"/>
+    <w:lsdException w:name="Medium List 2 Accent 3" w:uiPriority="66"/>
+    <w:lsdException w:name="Medium Grid 1 Accent 3" w:uiPriority="67"/>
+    <w:lsdException w:name="Medium Grid 2 Accent 3" w:uiPriority="68"/>
+    <w:lsdException w:name="Medium Grid 3 Accent 3" w:uiPriority="69"/>
+    <w:lsdException w:name="Dark List Accent 3" w:uiPriority="70"/>
+    <w:lsdException w:name="Colorful Shading Accent 3" w:uiPriority="71"/>
+    <w:lsdException w:name="Colorful List Accent 3" w:uiPriority="72"/>
+    <w:lsdException w:name="Colorful Grid Accent 3" w:uiPriority="73"/>
+    <w:lsdException w:name="Light Shading Accent 4" w:uiPriority="60"/>
+    <w:lsdException w:name="Light List Accent 4" w:uiPriority="61"/>
+    <w:lsdException w:name="Light Grid Accent 4" w:uiPriority="62"/>
+    <w:lsdException w:name="Medium Shading 1 Accent 4" w:uiPriority="63"/>
+    <w:lsdException w:name="Medium Shading 2 Accent 4" w:uiPriority="64"/>
+    <w:lsdException w:name="Medium List 1 Accent 4" w:uiPriority="65"/>
+    <w:lsdException w:name="Medium List 2 Accent 4" w:uiPriority="66"/>
+    <w:lsdException w:name="Medium Grid 1 Accent 4" w:uiPriority="67"/>
+    <w:lsdException w:name="Medium Grid 2 Accent 4" w:uiPriority="68"/>
+    <w:lsdException w:name="Medium Grid 3 Accent 4" w:uiPriority="69"/>
+    <w:lsdException w:name="Dark List Accent 4" w:uiPriority="70"/>
+    <w:lsdException w:name="Colorful Shading Accent 4" w:uiPriority="71"/>
+    <w:lsdException w:name="Colorful List Accent 4" w:uiPriority="72"/>
+    <w:lsdException w:name="Colorful Grid Accent 4" w:uiPriority="73"/>
+    <w:lsdException w:name="Light Shading Accent 5" w:uiPriority="60"/>
+    <w:lsdException w:name="Light List Accent 5" w:uiPriority="61"/>
+    <w:lsdException w:name="Light Grid Accent 5" w:uiPriority="62"/>
+    <w:lsdException w:name="Medium Shading 1 Accent 5" w:uiPriority="63"/>
+    <w:lsdException w:name="Medium Shading 2 Accent 5" w:uiPriority="64"/>
+    <w:lsdException w:name="Medium List 1 Accent 5" w:uiPriority="65"/>
+    <w:lsdException w:name="Medium List 2 Accent 5" w:uiPriority="66"/>
+    <w:lsdException w:name="Medium Grid 1 Accent 5" w:uiPriority="67"/>
+    <w:lsdException w:name="Medium Grid 2 Accent 5" w:uiPriority="68"/>
+    <w:lsdException w:name="Medium Grid 3 Accent 5" w:uiPriority="69"/>
+    <w:lsdException w:name="Dark List Accent 5" w:uiPriority="70"/>
+    <w:lsdException w:name="Colorful Shading Accent 5" w:uiPriority="71"/>
+    <w:lsdException w:name="Colorful List Accent 5" w:uiPriority="72"/>
+    <w:lsdException w:name="Colorful Grid Accent 5" w:uiPriority="73"/>
+    <w:lsdException w:name="Light Shading Accent 6" w:uiPriority="60"/>
+    <w:lsdException w:name="Light List Accent 6" w:uiPriority="61"/>
+    <w:lsdException w:name="Light Grid Accent 6" w:uiPriority="62"/>
+    <w:lsdException w:name="Medium Shading 1 Accent 6" w:uiPriority="63"/>
+    <w:lsdException w:name="Medium Shading 2 Accent 6" w:uiPriority="64"/>
+    <w:lsdException w:name="Medium List 1 Accent 6" w:uiPriority="65"/>
+    <w:lsdException w:name="Medium List 2 Accent 6" w:uiPriority="66"/>
+    <w:lsdException w:name="Medium Grid 1 Accent 6" w:uiPriority="67"/>
+    <w:lsdException w:name="Medium Grid 2 Accent 6" w:uiPriority="68"/>
+    <w:lsdException w:name="Medium Grid 3 Accent 6" w:uiPriority="69"/>
+    <w:lsdException w:name="Dark List Accent 6" w:uiPriority="70"/>
+    <w:lsdException w:name="Colorful Shading Accent 6" w:uiPriority="71"/>
+    <w:lsdException w:name="Colorful List Accent 6" w:uiPriority="72"/>
+    <w:lsdException w:name="Colorful Grid Accent 6" w:uiPriority="73"/>
+    <w:lsdException w:name="Subtle Emphasis" w:uiPriority="19" w:qFormat="1"/>
+    <w:lsdException w:name="Intense Emphasis" w:uiPriority="21" w:qFormat="1"/>
+    <w:lsdException w:name="Subtle Reference" w:uiPriority="31" w:qFormat="1"/>
+    <w:lsdException w:name="Intense Reference" w:uiPriority="32" w:qFormat="1"/>
+    <w:lsdException w:name="Book Title" w:uiPriority="33" w:qFormat="1"/>
+    <w:lsdException w:name="Bibliography" w:semiHidden="1" w:uiPriority="37" w:unhideWhenUsed="1"/>
+    <w:lsdException w:name="TOC Heading" w:semiHidden="1" w:uiPriority="39" w:unhideWhenUsed="1" w:qFormat="1"/>
+    <w:lsdException w:name="Plain Table 1" w:uiPriority="41"/>
+    <w:lsdException w:name="Plain Table 2" w:uiPriority="42"/>
+    <w:lsdException w:name="Plain Table 3" w:uiPriority="43"/>
+    <w:lsdException w:name="Plain Table 4" w:uiPriority="44"/>
+    <w:lsdException w:name="Plain Table 5" w:uiPriority="45"/>
+    <w:lsdException w:name="Grid Table Light" w:uiPriority="40"/>
+    <w:lsdException w:name="Grid Table 1 Light" w:uiPriority="46"/>
+    <w:lsdException w:name="Grid Table 2" w:uiPriority="47"/>
+    <w:lsdException w:name="Grid Table 3" w:uiPriority="48"/>
+    <w:lsdException w:name="Grid Table 4" w:uiPriority="49"/>
+    <w:lsdException w:name="Grid Table 5 Dark" w:uiPriority="50"/>
+    <w:lsdException w:name="Grid Table 6 Colorful" w:uiPriority="51"/>
+    <w:lsdException w:name="Grid Table 7 Colorful" w:uiPriority="52"/>
+    <w:lsdException w:name="Grid Table 1 Light Accent 1" w:uiPriority="46"/>
+    <w:lsdException w:name="Grid Table 2 Accent 1" w:uiPriority="47"/>
+    <w:lsdException w:name="Grid Table 3 Accent 1" w:uiPriority="48"/>
+    <w:lsdException w:name="Grid Table 4 Accent 1" w:uiPriority="49"/>
+    <w:lsdException w:name="Grid Table 5 Dark Accent 1" w:uiPriority="50"/>
+    <w:lsdException w:name="Grid Table 6 Colorful Accent 1" w:uiPriority="51"/>
+    <w:lsdException w:name="Grid Table 7 Colorful Accent 1" w:uiPriority="52"/>
+    <w:lsdException w:name="Grid Table 1 Light Accent 2" w:uiPriority="46"/>
+    <w:lsdException w:name="Grid Table 2 Accent 2" w:uiPriority="47"/>
+    <w:lsdException w:name="Grid Table 3 Accent 2" w:uiPriority="48"/>
+    <w:lsdException w:name="Grid Table 4 Accent 2" w:uiPriority="49"/>
+    <w:lsdException w:name="Grid Table 5 Dark Accent 2" w:uiPriority="50"/>
+    <w:lsdException w:name="Grid Table 6 Colorful Accent 2" w:uiPriority="51"/>
+    <w:lsdException w:name="Grid Table 7 Colorful Accent 2" w:uiPriority="52"/>
+    <w:lsdException w:name="Grid Table 1 Light Accent 3" w:uiPriority="46"/>
+    <w:lsdException w:name="Grid Table 2 Accent 3" w:uiPriority="47"/>
+    <w:lsdException w:name="Grid Table 3 Accent 3" w:uiPriority="48"/>
+    <w:lsdException w:name="Grid Table 4 Accent 3" w:uiPriority="49"/>
+    <w:lsdException w:name="Grid Table 5 Dark Accent 3" w:uiPriority="50"/>
+    <w:lsdException w:name="Grid Table 6 Colorful Accent 3" w:uiPriority="51"/>
+    <w:lsdException w:name="Grid Table 7 Colorful Accent 3" w:uiPriority="52"/>
+    <w:lsdException w:name="Grid Table 1 Light Accent 4" w:uiPriority="46"/>
+    <w:lsdException w:name="Grid Table 2 Accent 4" w:uiPriority="47"/>
+    <w:lsdException w:name="Grid Table 3 Accent 4" w:uiPriority="48"/>
+    <w:lsdException w:name="Grid Table 4 Accent 4" w:uiPriority="49"/>
+    <w:lsdException w:name="Grid Table 5 Dark Accent 4" w:uiPriority="50"/>
+    <w:lsdException w:name="Grid Table 6 Colorful Accent 4" w:uiPriority="51"/>
+    <w:lsdException w:name="Grid Table 7 Colorful Accent 4" w:uiPriority="52"/>
+    <w:lsdException w:name="Grid Table 1 Light Accent 5" w:uiPriority="46"/>
+    <w:lsdException w:name="Grid Table 2 Accent 5" w:uiPriority="47"/>
+    <w:lsdException w:name="Grid Table 3 Accent 5" w:uiPriority="48"/>
+    <w:lsdException w:name="Grid Table 4 Accent 5" w:uiPriority="49"/>
+    <w:lsdException w:name="Grid Table 5 Dark Accent 5" w:uiPriority="50"/>
+    <w:lsdException w:name="Grid Table 6 Colorful Accent 5" w:uiPriority="51"/>
+    <w:lsdException w:name="Grid Table 7 Colorful Accent 5" w:uiPriority="52"/>
+    <w:lsdException w:name="Grid Table 1 Light Accent 6" w:uiPriority="46"/>
+    <w:lsdException w:name="Grid Table 2 Accent 6" w:uiPriority="47"/>
+    <w:lsdException w:name="Grid Table 3 Accent 6" w:uiPriority="48"/>
+    <w:lsdException w:name="Grid Table 4 Accent 6" w:uiPriority="49"/>
+    <w:lsdException w:name="Grid Table 5 Dark Accent 6" w:uiPriority="50"/>
+    <w:lsdException w:name="Grid Table 6 Colorful Accent 6" w:uiPriority="51"/>
+    <w:lsdException w:name="Grid Table 7 Colorful Accent 6" w:uiPriority="52"/>
+    <w:lsdException w:name="List Table 1 Light" w:uiPriority="46"/>
+    <w:lsdException w:name="List Table 2" w:uiPriority="47"/>
+    <w:lsdException w:name="List Table 3" w:uiPriority="48"/>
+    <w:lsdException w:name="List Table 4" w:uiPriority="49"/>
+    <w:lsdException w:name="List Table 5 Dark" w:uiPriority="50"/>
+    <w:lsdException w:name="List Table 6 Colorful" w:uiPriority="51"/>
+    <w:lsdException w:name="List Table 7 Colorful" w:uiPriority="52"/>
+    <w:lsdException w:name="List Table 1 Light Accent 1" w:uiPriority="46"/>
+    <w:lsdException w:name="List Table 2 Accent 1" w:uiPriority="47"/>
+    <w:lsdException w:name="List Table 3 Accent 1" w:uiPriority="48"/>
+    <w:lsdException w:name="List Table 4 Accent 1" w:uiPriority="49"/>
+    <w:lsdException w:name="List Table 5 Dark Accent 1" w:uiPriority="50"/>
+    <w:lsdException w:name="List Table 6 Colorful Accent 1" w:uiPriority="51"/>
+    <w:lsdException w:name="List Table 7 Colorful Accent 1" w:uiPriority="52"/>
+    <w:lsdException w:name="List Table 1 Light Accent 2" w:uiPriority="46"/>
+    <w:lsdException w:name="List Table 2 Accent 2" w:uiPriority="47"/>
+    <w:lsdException w:name="List Table 3 Accent 2" w:uiPriority="48"/>
+    <w:lsdException w:name="List Table 4 Accent 2" w:uiPriority="49"/>
+    <w:lsdException w:name="List Table 5 Dark Accent 2" w:uiPriority="50"/>
+    <w:lsdException w:name="List Table 6 Colorful Accent 2" w:uiPriority="51"/>
+    <w:lsdException w:name="List Table 7 Colorful Accent 2" w:uiPriority="52"/>
+    <w:lsdException w:name="List Table 1 Light Accent 3" w:uiPriority="46"/>
+    <w:lsdException w:name="List Table 2 Accent 3" w:uiPriority="47"/>
+    <w:lsdException w:name="List Table 3 Accent 3" w:uiPriority="48"/>
+    <w:lsdException w:name="List Table 4 Accent 3" w:uiPriority="49"/>
+    <w:lsdException w:name="List Table 5 Dark Accent 3" w:uiPriority="50"/>
+    <w:lsdException w:name="List Table 6 Colorful Accent 3" w:uiPriority="51"/>
+    <w:lsdException w:name="List Table 7 Colorful Accent 3" w:uiPriority="52"/>
+    <w:lsdException w:name="List Table 1 Light Accent 4" w:uiPriority="46"/>
+    <w:lsdException w:name="List Table 2 Accent 4" w:uiPriority="47"/>
+    <w:lsdException w:name="List Table 3 Accent 4" w:uiPriority="48"/>
+    <w:lsdException w:name="List Table 4 Accent 4" w:uiPriority="49"/>
+    <w:lsdException w:name="List Table 5 Dark Accent 4" w:uiPriority="50"/>
+    <w:lsdException w:name="List Table 6 Colorful Accent 4" w:uiPriority="51"/>
+    <w:lsdException w:name="List Table 7 Colorful Accent 4" w:uiPriority="52"/>
+    <w:lsdException w:name="List Table 1 Light Accent 5" w:uiPriority="46"/>
+    <w:lsdException w:name="List Table 2 Accent 5" w:uiPriority="47"/>
+    <w:lsdException w:name="List Table 3 Accent 5" w:uiPriority="48"/>
+    <w:lsdException w:name="List Table 4 Accent 5" w:uiPriority="49"/>
+    <w:lsdException w:name="List Table 5 Dark Accent 5" w:uiPriority="50"/>
+    <w:lsdException w:name="List Table 6 Colorful Accent 5" w:uiPriority="51"/>
+    <w:lsdException w:name="List Table 7 Colorful Accent 5" w:uiPriority="52"/>
+    <w:lsdException w:name="List Table 1 Light Accent 6" w:uiPriority="46"/>
+    <w:lsdException w:name="List Table 2 Accent 6" w:uiPriority="47"/>
+    <w:lsdException w:name="List Table 3 Accent 6" w:uiPriority="48"/>
+    <w:lsdException w:name="List Table 4 Accent 6" w:uiPriority="49"/>
+    <w:lsdException w:name="List Table 5 Dark Accent 6" w:uiPriority="50"/>
+    <w:lsdException w:name="List Table 6 Colorful Accent 6" w:uiPriority="51"/>
+    <w:lsdException w:name="List Table 7 Colorful Accent 6" w:uiPriority="52"/>
+    <w:lsdException w:name="Mention" w:semiHidden="1" w:unhideWhenUsed="1"/>
+    <w:lsdException w:name="Smart Hyperlink" w:semiHidden="1" w:unhideWhenUsed="1"/>
+    <w:lsdException w:name="Hashtag" w:semiHidden="1" w:unhideWhenUsed="1"/>
+    <w:lsdException w:name="Unresolved Mention" w:semiHidden="1" w:unhideWhenUsed="1"/>
+    <w:lsdException w:name="Smart Link" w:semiHidden="1" w:unhideWhenUsed="1"/>
+  </w:latentStyles>
+  <w:style w:type="paragraph" w:default="1" w:styleId="Normal">
+    <w:name w:val="Normal"/>
+    <w:qFormat/>
   </w:style>
   <w:style w:type="paragraph" w:styleId="Heading1">
     <w:name w:val="heading 1"/>
     <w:basedOn w:val="Normal"/>
     <w:next w:val="Normal"/>
+    <w:uiPriority w:val="9"/>
+    <w:qFormat/>
     <w:pPr>
-      <w:keepNext w:val="1"/>
-      <w:keepLines w:val="1"/>
-      <w:pageBreakBefore w:val="0"/>
-      <w:spacing w:after="120" w:before="400" w:lineRule="auto"/>
+      <w:keepNext/>
+      <w:keepLines/>
+      <w:spacing w:before="400" w:after="120"/>
+      <w:outlineLvl w:val="0"/>
     </w:pPr>
     <w:rPr>
       <w:sz w:val="40"/>
@@ -384,15 +688,17 @@
     <w:name w:val="heading 2"/>
     <w:basedOn w:val="Normal"/>
     <w:next w:val="Normal"/>
+    <w:uiPriority w:val="9"/>
+    <w:semiHidden/>
+    <w:unhideWhenUsed/>
+    <w:qFormat/>
     <w:pPr>
-      <w:keepNext w:val="1"/>
-      <w:keepLines w:val="1"/>
-      <w:pageBreakBefore w:val="0"/>
-      <w:spacing w:after="120" w:before="360" w:lineRule="auto"/>
+      <w:keepNext/>
+      <w:keepLines/>
+      <w:spacing w:before="360" w:after="120"/>
+      <w:outlineLvl w:val="1"/>
     </w:pPr>
     <w:rPr>
-      <w:b w:val="0"/>
-      <w:bCs w:val="0"/>
       <w:sz w:val="32"/>
       <w:szCs w:val="32"/>
     </w:rPr>
@@ -401,15 +707,17 @@
     <w:name w:val="heading 3"/>
     <w:basedOn w:val="Normal"/>
     <w:next w:val="Normal"/>
+    <w:uiPriority w:val="9"/>
+    <w:semiHidden/>
+    <w:unhideWhenUsed/>
+    <w:qFormat/>
     <w:pPr>
-      <w:keepNext w:val="1"/>
-      <w:keepLines w:val="1"/>
-      <w:pageBreakBefore w:val="0"/>
-      <w:spacing w:after="80" w:before="320" w:lineRule="auto"/>
+      <w:keepNext/>
+      <w:keepLines/>
+      <w:spacing w:before="320" w:after="80"/>
+      <w:outlineLvl w:val="2"/>
     </w:pPr>
     <w:rPr>
-      <w:b w:val="0"/>
-      <w:bCs w:val="0"/>
       <w:color w:val="434343"/>
       <w:sz w:val="28"/>
       <w:szCs w:val="28"/>
@@ -419,11 +727,15 @@
     <w:name w:val="heading 4"/>
     <w:basedOn w:val="Normal"/>
     <w:next w:val="Normal"/>
+    <w:uiPriority w:val="9"/>
+    <w:semiHidden/>
+    <w:unhideWhenUsed/>
+    <w:qFormat/>
     <w:pPr>
-      <w:keepNext w:val="1"/>
-      <w:keepLines w:val="1"/>
-      <w:pageBreakBefore w:val="0"/>
-      <w:spacing w:after="80" w:before="280" w:lineRule="auto"/>
+      <w:keepNext/>
+      <w:keepLines/>
+      <w:spacing w:before="280" w:after="80"/>
+      <w:outlineLvl w:val="3"/>
     </w:pPr>
     <w:rPr>
       <w:color w:val="666666"/>
@@ -435,45 +747,87 @@
     <w:name w:val="heading 5"/>
     <w:basedOn w:val="Normal"/>
     <w:next w:val="Normal"/>
+    <w:uiPriority w:val="9"/>
+    <w:semiHidden/>
+    <w:unhideWhenUsed/>
+    <w:qFormat/>
     <w:pPr>
-      <w:keepNext w:val="1"/>
-      <w:keepLines w:val="1"/>
-      <w:pageBreakBefore w:val="0"/>
-      <w:spacing w:after="80" w:before="240" w:lineRule="auto"/>
+      <w:keepNext/>
+      <w:keepLines/>
+      <w:spacing w:before="240" w:after="80"/>
+      <w:outlineLvl w:val="4"/>
     </w:pPr>
     <w:rPr>
       <w:color w:val="666666"/>
-      <w:sz w:val="22"/>
-      <w:szCs w:val="22"/>
     </w:rPr>
   </w:style>
   <w:style w:type="paragraph" w:styleId="Heading6">
     <w:name w:val="heading 6"/>
     <w:basedOn w:val="Normal"/>
     <w:next w:val="Normal"/>
+    <w:uiPriority w:val="9"/>
+    <w:semiHidden/>
+    <w:unhideWhenUsed/>
+    <w:qFormat/>
     <w:pPr>
-      <w:keepNext w:val="1"/>
-      <w:keepLines w:val="1"/>
-      <w:pageBreakBefore w:val="0"/>
-      <w:spacing w:after="80" w:before="240" w:lineRule="auto"/>
+      <w:keepNext/>
+      <w:keepLines/>
+      <w:spacing w:before="240" w:after="80"/>
+      <w:outlineLvl w:val="5"/>
     </w:pPr>
     <w:rPr>
-      <w:i w:val="1"/>
-      <w:iCs w:val="1"/>
+      <w:i/>
+      <w:iCs/>
       <w:color w:val="666666"/>
-      <w:sz w:val="22"/>
-      <w:szCs w:val="22"/>
     </w:rPr>
+  </w:style>
+  <w:style w:type="character" w:default="1" w:styleId="DefaultParagraphFont">
+    <w:name w:val="Default Paragraph Font"/>
+    <w:uiPriority w:val="1"/>
+    <w:unhideWhenUsed/>
+  </w:style>
+  <w:style w:type="table" w:default="1" w:styleId="TableNormal">
+    <w:name w:val="Normal Table"/>
+    <w:uiPriority w:val="99"/>
+    <w:semiHidden/>
+    <w:unhideWhenUsed/>
+    <w:tblPr>
+      <w:tblInd w:w="0" w:type="dxa"/>
+      <w:tblCellMar>
+        <w:top w:w="0" w:type="dxa"/>
+        <w:left w:w="108" w:type="dxa"/>
+        <w:bottom w:w="0" w:type="dxa"/>
+        <w:right w:w="108" w:type="dxa"/>
+      </w:tblCellMar>
+    </w:tblPr>
+  </w:style>
+  <w:style w:type="numbering" w:default="1" w:styleId="NoList">
+    <w:name w:val="No List"/>
+    <w:uiPriority w:val="99"/>
+    <w:semiHidden/>
+    <w:unhideWhenUsed/>
+  </w:style>
+  <w:style w:type="table" w:customStyle="1" w:styleId="TableNormal0">
+    <w:name w:val="TableNormal"/>
+    <w:tblPr>
+      <w:tblCellMar>
+        <w:top w:w="100" w:type="dxa"/>
+        <w:left w:w="100" w:type="dxa"/>
+        <w:bottom w:w="100" w:type="dxa"/>
+        <w:right w:w="100" w:type="dxa"/>
+      </w:tblCellMar>
+    </w:tblPr>
   </w:style>
   <w:style w:type="paragraph" w:styleId="Title">
     <w:name w:val="Title"/>
     <w:basedOn w:val="Normal"/>
     <w:next w:val="Normal"/>
+    <w:uiPriority w:val="10"/>
+    <w:qFormat/>
     <w:pPr>
-      <w:keepNext w:val="1"/>
-      <w:keepLines w:val="1"/>
-      <w:pageBreakBefore w:val="0"/>
-      <w:spacing w:after="60" w:before="0" w:lineRule="auto"/>
+      <w:keepNext/>
+      <w:keepLines/>
+      <w:spacing w:after="60"/>
     </w:pPr>
     <w:rPr>
       <w:sz w:val="52"/>
@@ -484,16 +838,14 @@
     <w:name w:val="Subtitle"/>
     <w:basedOn w:val="Normal"/>
     <w:next w:val="Normal"/>
+    <w:uiPriority w:val="11"/>
+    <w:qFormat/>
     <w:pPr>
-      <w:keepNext w:val="1"/>
-      <w:keepLines w:val="1"/>
-      <w:pageBreakBefore w:val="0"/>
-      <w:spacing w:after="320" w:before="0" w:lineRule="auto"/>
+      <w:keepNext/>
+      <w:keepLines/>
+      <w:spacing w:after="320"/>
     </w:pPr>
     <w:rPr>
-      <w:rFonts w:ascii="Arial" w:cs="Arial" w:eastAsia="Arial" w:hAnsi="Arial"/>
-      <w:i w:val="0"/>
-      <w:iCs w:val="0"/>
       <w:color w:val="666666"/>
       <w:sz w:val="30"/>
       <w:szCs w:val="30"/>

--- a/README.docx
+++ b/README.docx
@@ -14,7 +14,6 @@
         <w:t xml:space="preserve">This </w:t>
       </w:r>
       <w:hyperlink r:id="rId4">
-        <w:proofErr w:type="spellStart"/>
         <w:r>
           <w:rPr>
             <w:color w:val="1155CC"/>
@@ -22,18 +21,9 @@
           </w:rPr>
           <w:t>github</w:t>
         </w:r>
-        <w:proofErr w:type="spellEnd"/>
       </w:hyperlink>
       <w:r>
-        <w:t xml:space="preserve"> provides a combination of processing for delay-mode data for both CHLA and DOXY in R software. Processing for BGC-Argo variables (oxygen, chlorophyll, </w:t>
-      </w:r>
-      <w:proofErr w:type="spellStart"/>
-      <w:r>
-        <w:t>bbp</w:t>
-      </w:r>
-      <w:proofErr w:type="spellEnd"/>
-      <w:r>
-        <w:t xml:space="preserve">, pH, nitrate) into delayed mode is currently done across three software programs, R, python, and MATLAB. </w:t>
+        <w:t xml:space="preserve"> provides a combination of processing for delay-mode data for both CHLA and DOXY in R software. Processing for BGC-Argo variables (oxygen, chlorophyll, bbp, pH, nitrate) into delayed mode is currently done across three software programs, R, python, and MATLAB. </w:t>
       </w:r>
     </w:p>
     <w:p/>
@@ -45,37 +35,13 @@
         <w:t xml:space="preserve">and BBP </w:t>
       </w:r>
       <w:r>
-        <w:t xml:space="preserve">code evolved through a collaboration with PMEL and AOML between Marin </w:t>
-      </w:r>
-      <w:proofErr w:type="spellStart"/>
-      <w:r>
-        <w:t>Cornec</w:t>
-      </w:r>
-      <w:proofErr w:type="spellEnd"/>
-      <w:r>
-        <w:t xml:space="preserve"> and Jen McWhorter. </w:t>
+        <w:t xml:space="preserve">code evolved through a collaboration with PMEL and AOML between Marin Cornec and Jen McWhorter. </w:t>
       </w:r>
     </w:p>
     <w:p/>
     <w:p>
       <w:r>
-        <w:t xml:space="preserve">DOXY in-air corrections were used from the </w:t>
-      </w:r>
-      <w:proofErr w:type="spellStart"/>
-      <w:r>
-        <w:t>Bittig</w:t>
-      </w:r>
-      <w:proofErr w:type="spellEnd"/>
-      <w:r>
-        <w:t xml:space="preserve"> outputs. </w:t>
-      </w:r>
-      <w:proofErr w:type="spellStart"/>
-      <w:r>
-        <w:t>BinFlag</w:t>
-      </w:r>
-      <w:proofErr w:type="spellEnd"/>
-      <w:r>
-        <w:t xml:space="preserve"> 5 applies in situ drift, carry over, and oxygen gain. The outputs and analysis for in-air oxygen corrections for each float can be found </w:t>
+        <w:t xml:space="preserve">DOXY in-air corrections were used from the Bittig outputs. BinFlag 5 applies in situ drift, carry over, and oxygen gain. The outputs and analysis for in-air oxygen corrections for each float can be found </w:t>
       </w:r>
       <w:hyperlink r:id="rId5">
         <w:r>
@@ -129,15 +95,7 @@
         </w:r>
       </w:hyperlink>
       <w:r>
-        <w:t xml:space="preserve">. Chris’s output produced 1.035 and SageO2 produced 1.037 for the gain value with a drift of 0.0011. SageO2 required updating code to work around the MATLAB </w:t>
-      </w:r>
-      <w:proofErr w:type="spellStart"/>
-      <w:r>
-        <w:t>nc</w:t>
-      </w:r>
-      <w:proofErr w:type="spellEnd"/>
-      <w:r>
-        <w:t xml:space="preserve"> toolbox from UCAR. </w:t>
+        <w:t xml:space="preserve">. Chris’s output produced 1.035 and SageO2 produced 1.037 for the gain value with a drift of 0.0011. SageO2 required updating code to work around the MATLAB nc toolbox from UCAR. </w:t>
       </w:r>
     </w:p>
     <w:p/>
@@ -167,6 +125,9 @@
       <w:r>
         <w:t>4903624 - broken bio-optical sensor</w:t>
       </w:r>
+      <w:r>
+        <w:t>, cycle 4 has one point that presents an error, manual change was made to fill values</w:t>
+      </w:r>
     </w:p>
     <w:p>
       <w:pPr>
@@ -231,31 +192,25 @@
         <w:spacing w:line="331" w:lineRule="auto"/>
       </w:pPr>
       <w:r>
-        <w:t xml:space="preserve">BD filler scripts were originally created by Hartmut </w:t>
-      </w:r>
-      <w:proofErr w:type="spellStart"/>
-      <w:r>
-        <w:t>Frenzel</w:t>
-      </w:r>
-      <w:proofErr w:type="spellEnd"/>
-      <w:r>
-        <w:t xml:space="preserve">, changes were made by Madi </w:t>
-      </w:r>
-      <w:proofErr w:type="spellStart"/>
-      <w:r>
-        <w:t>Soden</w:t>
-      </w:r>
-      <w:proofErr w:type="spellEnd"/>
-      <w:r>
-        <w:t xml:space="preserve">, and now updates have been made by Brandon Navarro, Jodi Brewster, and Jen McWhorter. BD filler script for CHLA works well. BD filler script for DOXY is having some issues. Conceptually we would like to submit CHLA and DOXY together (in BD files) to the GDAC to obtain an </w:t>
-      </w:r>
-      <w:proofErr w:type="spellStart"/>
-      <w:r>
-        <w:t>sProf</w:t>
-      </w:r>
-      <w:proofErr w:type="spellEnd"/>
-      <w:r>
-        <w:t xml:space="preserve"> that can be used in Sage (MATLAB software) to perform nitrate and pH DMQC. </w:t>
+        <w:t xml:space="preserve">BD filler scripts were originally created by Hartmut Frenzel, changes were made by Madi Soden, and now updates have been made by Brandon Navarro, Jodi Brewster, and Jen McWhorter. BD filler script for CHLA works well. BD filler script for DOXY is having some issues. Conceptually we would like to submit CHLA and DOXY together (in BD files) to the GDAC to obtain an sProf that can be used in Sage (MATLAB software) to perform nitrate and pH DMQC. </w:t>
+      </w:r>
+    </w:p>
+    <w:p>
+      <w:pPr>
+        <w:spacing w:line="331" w:lineRule="auto"/>
+      </w:pPr>
+    </w:p>
+    <w:p>
+      <w:pPr>
+        <w:spacing w:line="331" w:lineRule="auto"/>
+      </w:pPr>
+    </w:p>
+    <w:p>
+      <w:pPr>
+        <w:spacing w:line="331" w:lineRule="auto"/>
+      </w:pPr>
+      <w:r>
+        <w:t xml:space="preserve">***Jen check when CHLA fill values exist that CHLA_NOLUT has fill values too </w:t>
       </w:r>
     </w:p>
     <w:sectPr>
@@ -784,6 +739,7 @@
   <w:style w:type="character" w:default="1" w:styleId="DefaultParagraphFont">
     <w:name w:val="Default Paragraph Font"/>
     <w:uiPriority w:val="1"/>
+    <w:semiHidden/>
     <w:unhideWhenUsed/>
   </w:style>
   <w:style w:type="table" w:default="1" w:styleId="TableNormal">

--- a/README.docx
+++ b/README.docx
@@ -14,6 +14,7 @@
         <w:t xml:space="preserve">This </w:t>
       </w:r>
       <w:hyperlink r:id="rId4">
+        <w:proofErr w:type="spellStart"/>
         <w:r>
           <w:rPr>
             <w:color w:val="1155CC"/>
@@ -21,9 +22,18 @@
           </w:rPr>
           <w:t>github</w:t>
         </w:r>
+        <w:proofErr w:type="spellEnd"/>
       </w:hyperlink>
       <w:r>
-        <w:t xml:space="preserve"> provides a combination of processing for delay-mode data for both CHLA and DOXY in R software. Processing for BGC-Argo variables (oxygen, chlorophyll, bbp, pH, nitrate) into delayed mode is currently done across three software programs, R, python, and MATLAB. </w:t>
+        <w:t xml:space="preserve"> provides a combination of processing for delay-mode data for both CHLA and DOXY in R software. Processing for BGC-Argo variables (oxygen, chlorophyll, </w:t>
+      </w:r>
+      <w:proofErr w:type="spellStart"/>
+      <w:r>
+        <w:t>bbp</w:t>
+      </w:r>
+      <w:proofErr w:type="spellEnd"/>
+      <w:r>
+        <w:t xml:space="preserve">, pH, nitrate) into delayed mode is currently done across three software programs, R, python, and MATLAB. </w:t>
       </w:r>
     </w:p>
     <w:p/>
@@ -35,13 +45,37 @@
         <w:t xml:space="preserve">and BBP </w:t>
       </w:r>
       <w:r>
-        <w:t xml:space="preserve">code evolved through a collaboration with PMEL and AOML between Marin Cornec and Jen McWhorter. </w:t>
+        <w:t xml:space="preserve">code evolved through a collaboration with PMEL and AOML between Marin </w:t>
+      </w:r>
+      <w:proofErr w:type="spellStart"/>
+      <w:r>
+        <w:t>Cornec</w:t>
+      </w:r>
+      <w:proofErr w:type="spellEnd"/>
+      <w:r>
+        <w:t xml:space="preserve"> and Jen McWhorter. </w:t>
       </w:r>
     </w:p>
     <w:p/>
     <w:p>
       <w:r>
-        <w:t xml:space="preserve">DOXY in-air corrections were used from the Bittig outputs. BinFlag 5 applies in situ drift, carry over, and oxygen gain. The outputs and analysis for in-air oxygen corrections for each float can be found </w:t>
+        <w:t xml:space="preserve">DOXY in-air corrections were used from the </w:t>
+      </w:r>
+      <w:proofErr w:type="spellStart"/>
+      <w:r>
+        <w:t>Bittig</w:t>
+      </w:r>
+      <w:proofErr w:type="spellEnd"/>
+      <w:r>
+        <w:t xml:space="preserve"> outputs. </w:t>
+      </w:r>
+      <w:proofErr w:type="spellStart"/>
+      <w:r>
+        <w:t>BinFlag</w:t>
+      </w:r>
+      <w:proofErr w:type="spellEnd"/>
+      <w:r>
+        <w:t xml:space="preserve"> 5 applies in situ drift, carry over, and oxygen gain. The outputs and analysis for in-air oxygen corrections for each float can be found </w:t>
       </w:r>
       <w:hyperlink r:id="rId5">
         <w:r>
@@ -95,7 +129,15 @@
         </w:r>
       </w:hyperlink>
       <w:r>
-        <w:t xml:space="preserve">. Chris’s output produced 1.035 and SageO2 produced 1.037 for the gain value with a drift of 0.0011. SageO2 required updating code to work around the MATLAB nc toolbox from UCAR. </w:t>
+        <w:t xml:space="preserve">. Chris’s output produced 1.035 and SageO2 produced 1.037 for the gain value with a drift of 0.0011. SageO2 required updating code to work around the MATLAB </w:t>
+      </w:r>
+      <w:proofErr w:type="spellStart"/>
+      <w:r>
+        <w:t>nc</w:t>
+      </w:r>
+      <w:proofErr w:type="spellEnd"/>
+      <w:r>
+        <w:t xml:space="preserve"> toolbox from UCAR. </w:t>
       </w:r>
     </w:p>
     <w:p/>
@@ -126,7 +168,7 @@
         <w:t>4903624 - broken bio-optical sensor</w:t>
       </w:r>
       <w:r>
-        <w:t>, cycle 4 has one point that presents an error, manual change was made to fill values</w:t>
+        <w:t xml:space="preserve"> from the beginning, hard coded to fill values for CHLA and BBP </w:t>
       </w:r>
     </w:p>
     <w:p>
@@ -150,15 +192,36 @@
         <w:spacing w:line="331" w:lineRule="auto"/>
       </w:pPr>
       <w:r>
-        <w:t>2904010 - shallower profiles initial cycles, failed bio-optical sensor later on</w:t>
-      </w:r>
-    </w:p>
-    <w:p>
-      <w:pPr>
-        <w:spacing w:line="331" w:lineRule="auto"/>
-      </w:pPr>
-      <w:r>
-        <w:t>2904011 - shallower profiles initial cycles, failed bio-optical sensor later on</w:t>
+        <w:t xml:space="preserve">2904010 - shallower profiles initial cycles, failed </w:t>
+      </w:r>
+      <w:r>
+        <w:t xml:space="preserve">CHLA and BBP cycle </w:t>
+      </w:r>
+      <w:r>
+        <w:t>49</w:t>
+      </w:r>
+      <w:r>
+        <w:t xml:space="preserve"> onwards</w:t>
+      </w:r>
+      <w:r>
+        <w:t>, hard coded to fill values</w:t>
+      </w:r>
+      <w:r>
+        <w:t xml:space="preserve"> </w:t>
+      </w:r>
+    </w:p>
+    <w:p>
+      <w:pPr>
+        <w:spacing w:line="331" w:lineRule="auto"/>
+      </w:pPr>
+      <w:r>
+        <w:t xml:space="preserve">2904011 - shallower profiles initial cycles, failed </w:t>
+      </w:r>
+      <w:r>
+        <w:t>CHLA and BBP cycle 24 onwards</w:t>
+      </w:r>
+      <w:r>
+        <w:t>, hard coded to fill values</w:t>
       </w:r>
     </w:p>
     <w:p>
@@ -192,7 +255,31 @@
         <w:spacing w:line="331" w:lineRule="auto"/>
       </w:pPr>
       <w:r>
-        <w:t xml:space="preserve">BD filler scripts were originally created by Hartmut Frenzel, changes were made by Madi Soden, and now updates have been made by Brandon Navarro, Jodi Brewster, and Jen McWhorter. BD filler script for CHLA works well. BD filler script for DOXY is having some issues. Conceptually we would like to submit CHLA and DOXY together (in BD files) to the GDAC to obtain an sProf that can be used in Sage (MATLAB software) to perform nitrate and pH DMQC. </w:t>
+        <w:t xml:space="preserve">BD filler scripts were originally created by Hartmut </w:t>
+      </w:r>
+      <w:proofErr w:type="spellStart"/>
+      <w:r>
+        <w:t>Frenzel</w:t>
+      </w:r>
+      <w:proofErr w:type="spellEnd"/>
+      <w:r>
+        <w:t xml:space="preserve">, changes were made by Madi </w:t>
+      </w:r>
+      <w:proofErr w:type="spellStart"/>
+      <w:r>
+        <w:t>Soden</w:t>
+      </w:r>
+      <w:proofErr w:type="spellEnd"/>
+      <w:r>
+        <w:t xml:space="preserve">, and now updates have been made by Brandon Navarro, Jodi Brewster, and Jen McWhorter. BD filler script for CHLA works well. BD filler script for DOXY is having some issues. Conceptually we would like to submit CHLA and DOXY together (in BD files) to the GDAC to obtain an </w:t>
+      </w:r>
+      <w:proofErr w:type="spellStart"/>
+      <w:r>
+        <w:t>sProf</w:t>
+      </w:r>
+      <w:proofErr w:type="spellEnd"/>
+      <w:r>
+        <w:t xml:space="preserve"> that can be used in Sage (MATLAB software) to perform nitrate and pH DMQC. </w:t>
       </w:r>
     </w:p>
     <w:p>
